--- a/Capitulos de Tesis/CAPITULOII.docx
+++ b/Capitulos de Tesis/CAPITULOII.docx
@@ -1,6 +1,6 @@
 
 <file path=word/document.xml><?xml version="1.0" encoding="utf-8"?>
-<w:document xmlns:wpc="http://schemas.microsoft.com/office/word/2010/wordprocessingCanvas" xmlns:cx="http://schemas.microsoft.com/office/drawing/2014/chartex" xmlns:cx1="http://schemas.microsoft.com/office/drawing/2015/9/8/chartex" xmlns:cx2="http://schemas.microsoft.com/office/drawing/2015/10/21/chartex" xmlns:cx3="http://schemas.microsoft.com/office/drawing/2016/5/9/chartex" xmlns:cx4="http://schemas.microsoft.com/office/drawing/2016/5/10/chartex" xmlns:cx5="http://schemas.microsoft.com/office/drawing/2016/5/11/chartex" xmlns:cx6="http://schemas.microsoft.com/office/drawing/2016/5/12/chartex" xmlns:cx7="http://schemas.microsoft.com/office/drawing/2016/5/13/chartex" xmlns:cx8="http://schemas.microsoft.com/office/drawing/2016/5/14/chartex" xmlns:mc="http://schemas.openxmlformats.org/markup-compatibility/2006" xmlns:aink="http://schemas.microsoft.com/office/drawing/2016/ink" xmlns:am3d="http://schemas.microsoft.com/office/drawing/2017/model3d" xmlns:o="urn:schemas-microsoft-com:office:office" xmlns:oel="http://schemas.microsoft.com/office/2019/extlst" xmlns:r="http://schemas.openxmlformats.org/officeDocument/2006/relationships" xmlns:m="http://schemas.openxmlformats.org/officeDocument/2006/math" xmlns:v="urn:schemas-microsoft-com:vml" xmlns:wp14="http://schemas.microsoft.com/office/word/2010/wordprocessingDrawing" xmlns:wp="http://schemas.openxmlformats.org/drawingml/2006/wordprocessingDrawing" xmlns:w10="urn:schemas-microsoft-com:office:word" xmlns:w="http://schemas.openxmlformats.org/wordprocessingml/2006/main" xmlns:w14="http://schemas.microsoft.com/office/word/2010/wordml" xmlns:w15="http://schemas.microsoft.com/office/word/2012/wordml" xmlns:w16cex="http://schemas.microsoft.com/office/word/2018/wordml/cex" xmlns:w16cid="http://schemas.microsoft.com/office/word/2016/wordml/cid" xmlns:w16="http://schemas.microsoft.com/office/word/2018/wordml" xmlns:w16du="http://schemas.microsoft.com/office/word/2023/wordml/word16du" xmlns:w16sdtdh="http://schemas.microsoft.com/office/word/2020/wordml/sdtdatahash" xmlns:w16sdtfl="http://schemas.microsoft.com/office/word/2024/wordml/sdtformatlock" xmlns:w16se="http://schemas.microsoft.com/office/word/2015/wordml/symex" xmlns:wpg="http://schemas.microsoft.com/office/word/2010/wordprocessingGroup" xmlns:wpi="http://schemas.microsoft.com/office/word/2010/wordprocessingInk" xmlns:wne="http://schemas.microsoft.com/office/word/2006/wordml" xmlns:wps="http://schemas.microsoft.com/office/word/2010/wordprocessingShape" mc:Ignorable="w14 w15 w16se w16cid w16 w16cex w16sdtdh w16sdtfl w16du wp14">
+<w:document xmlns:wpc="http://schemas.microsoft.com/office/word/2010/wordprocessingCanvas" xmlns:cx="http://schemas.microsoft.com/office/drawing/2014/chartex" xmlns:cx1="http://schemas.microsoft.com/office/drawing/2015/9/8/chartex" xmlns:cx2="http://schemas.microsoft.com/office/drawing/2015/10/21/chartex" xmlns:cx3="http://schemas.microsoft.com/office/drawing/2016/5/9/chartex" xmlns:cx4="http://schemas.microsoft.com/office/drawing/2016/5/10/chartex" xmlns:cx5="http://schemas.microsoft.com/office/drawing/2016/5/11/chartex" xmlns:cx6="http://schemas.microsoft.com/office/drawing/2016/5/12/chartex" xmlns:cx7="http://schemas.microsoft.com/office/drawing/2016/5/13/chartex" xmlns:cx8="http://schemas.microsoft.com/office/drawing/2016/5/14/chartex" xmlns:mc="http://schemas.openxmlformats.org/markup-compatibility/2006" xmlns:aink="http://schemas.microsoft.com/office/drawing/2016/ink" xmlns:am3d="http://schemas.microsoft.com/office/drawing/2017/model3d" xmlns:o="urn:schemas-microsoft-com:office:office" xmlns:oel="http://schemas.microsoft.com/office/2019/extlst" xmlns:r="http://schemas.openxmlformats.org/officeDocument/2006/relationships" xmlns:m="http://schemas.openxmlformats.org/officeDocument/2006/math" xmlns:v="urn:schemas-microsoft-com:vml" xmlns:wp14="http://schemas.microsoft.com/office/word/2010/wordprocessingDrawing" xmlns:wp="http://schemas.openxmlformats.org/drawingml/2006/wordprocessingDrawing" xmlns:w10="urn:schemas-microsoft-com:office:word" xmlns:w="http://schemas.openxmlformats.org/wordprocessingml/2006/main" xmlns:w14="http://schemas.microsoft.com/office/word/2010/wordml" xmlns:w15="http://schemas.microsoft.com/office/word/2012/wordml" xmlns:w16cei="http://schemas.microsoft.com/office/word/2026/wordml/cei" xmlns:w16cex="http://schemas.microsoft.com/office/word/2018/wordml/cex" xmlns:w16cid="http://schemas.microsoft.com/office/word/2016/wordml/cid" xmlns:w16="http://schemas.microsoft.com/office/word/2018/wordml" xmlns:w16du="http://schemas.microsoft.com/office/word/2023/wordml/word16du" xmlns:w16sdtdh="http://schemas.microsoft.com/office/word/2020/wordml/sdtdatahash" xmlns:w16sdtfl="http://schemas.microsoft.com/office/word/2024/wordml/sdtformatlock" xmlns:w16se="http://schemas.microsoft.com/office/word/2015/wordml/symex" xmlns:wpg="http://schemas.microsoft.com/office/word/2010/wordprocessingGroup" xmlns:wpi="http://schemas.microsoft.com/office/word/2010/wordprocessingInk" xmlns:wne="http://schemas.microsoft.com/office/word/2006/wordml" xmlns:wps="http://schemas.microsoft.com/office/word/2010/wordprocessingShape" mc:Ignorable="w14 w15 w16se w16cid w16 w16cex w16sdtdh w16sdtfl w16du wp14">
   <w:body>
     <w:p>
       <w:pPr>
@@ -1278,7 +1278,10 @@
         <w:t>ti</w:t>
       </w:r>
       <w:r>
-        <w:t>vo.</w:t>
+        <w:t>vo</w:t>
+      </w:r>
+      <w:r>
+        <w:t>.</w:t>
       </w:r>
     </w:p>
     <w:p>
@@ -4799,166 +4802,187 @@
     <w:p>
       <w:pPr>
         <w:pStyle w:val="Tesis"/>
-        <w:ind w:firstLine="0"/>
-        <w:rPr>
-          <w:b/>
-          <w:bCs/>
-        </w:rPr>
-      </w:pPr>
-      <w:r>
-        <w:rPr>
-          <w:b/>
-          <w:bCs/>
-        </w:rPr>
+        <w:spacing w:line="240" w:lineRule="auto"/>
+        <w:ind w:firstLine="0"/>
+        <w:rPr>
+          <w:b/>
+          <w:bCs/>
+        </w:rPr>
+      </w:pPr>
+    </w:p>
+    <w:p>
+      <w:pPr>
+        <w:pStyle w:val="Tesis"/>
+        <w:ind w:firstLine="0"/>
+        <w:rPr>
+          <w:b/>
+          <w:bCs/>
+        </w:rPr>
+      </w:pPr>
+      <w:r>
+        <w:rPr>
+          <w:b/>
+          <w:bCs/>
+        </w:rPr>
+        <w:t>2.4.</w:t>
+      </w:r>
+      <w:r>
+        <w:rPr>
+          <w:b/>
+          <w:bCs/>
+        </w:rPr>
+        <w:t>6.</w:t>
+      </w:r>
+      <w:r>
+        <w:rPr>
+          <w:b/>
+          <w:bCs/>
+        </w:rPr>
+        <w:t xml:space="preserve"> TEORÍA DE LA CARGA COGNITIVA</w:t>
+      </w:r>
+    </w:p>
+    <w:p>
+      <w:pPr>
+        <w:pStyle w:val="Tesis"/>
+        <w:spacing w:line="240" w:lineRule="auto"/>
+        <w:ind w:firstLine="0"/>
+        <w:rPr>
+          <w:b/>
+          <w:bCs/>
+        </w:rPr>
+      </w:pPr>
+    </w:p>
+    <w:p>
+      <w:pPr>
+        <w:pStyle w:val="Tesis"/>
+      </w:pPr>
+      <w:r>
+        <w:t>De acuerdo a la</w:t>
+      </w:r>
+      <w:r>
+        <w:t xml:space="preserve"> investigación</w:t>
+      </w:r>
+      <w:r>
+        <w:t xml:space="preserve"> Sweller (1988, p.257-285), la </w:t>
+      </w:r>
+      <w:r>
+        <w:t>t</w:t>
+      </w:r>
+      <w:r>
+        <w:t xml:space="preserve">eoría de la </w:t>
+      </w:r>
+      <w:r>
+        <w:t>c</w:t>
+      </w:r>
+      <w:r>
+        <w:t xml:space="preserve">arga </w:t>
+      </w:r>
+      <w:r>
+        <w:t>c</w:t>
+      </w:r>
+      <w:r>
+        <w:t xml:space="preserve">ognitiva es un marco conceptual nacido dentro de las ciencias cognitivas y el paradigma del procesamiento de la información que concibe la cognición humana como un sistema natural de procesamiento. </w:t>
+      </w:r>
+      <w:r>
+        <w:t xml:space="preserve">De acuerdo a Sweller, desarrollador de la teoría, </w:t>
+      </w:r>
+      <w:r>
+        <w:t>el aprendizaje se ve amenazado si los materiale</w:t>
+      </w:r>
+      <w:r>
+        <w:t>s, instrucciones</w:t>
+      </w:r>
+      <w:r>
+        <w:t xml:space="preserve"> o los entornos interactivos sobrecargan </w:t>
+      </w:r>
+      <w:r>
+        <w:t xml:space="preserve">la capacidad de la mente </w:t>
+      </w:r>
+      <w:r>
+        <w:t xml:space="preserve">y </w:t>
+      </w:r>
+      <w:r>
+        <w:t xml:space="preserve">que </w:t>
+      </w:r>
+      <w:r>
+        <w:t xml:space="preserve">para que </w:t>
+      </w:r>
+      <w:r>
+        <w:t xml:space="preserve">un </w:t>
+      </w:r>
+      <w:r>
+        <w:t xml:space="preserve">diseño multimedia o educativo sea efectivo, </w:t>
+      </w:r>
+      <w:r>
+        <w:t xml:space="preserve">debe estar alineado </w:t>
+      </w:r>
+      <w:r>
+        <w:t xml:space="preserve">con la estructura de la mente humana a fin de optimizar la asimilación de nuevos conocimientos. </w:t>
+      </w:r>
+    </w:p>
+    <w:p>
+      <w:pPr>
+        <w:pStyle w:val="Tesis"/>
+      </w:pPr>
+      <w:r>
+        <w:t>El autor explica que la arquitectura cognitiva humana procesa la información exterior a través de tres estructuras principales. La primera es la memoria sensorial, encargada de recibir estímulos del entorno mediante canales visuales y auditivos separados, reteniéndolos por un lapso muy corto</w:t>
+      </w:r>
+      <w:r>
+        <w:t xml:space="preserve"> </w:t>
+      </w:r>
+      <w:r>
+        <w:t>(de 1 a 3 segundos)</w:t>
+      </w:r>
+      <w:r>
+        <w:t>. La segunda es la memoria de trabajo, donde el ser humano retiene y manipula información de forma consciente por periodos breves</w:t>
+      </w:r>
+      <w:r>
+        <w:t xml:space="preserve"> </w:t>
+      </w:r>
+      <w:r>
+        <w:t>(de 15 a 30 segundos)</w:t>
+      </w:r>
+      <w:r>
+        <w:t xml:space="preserve">, </w:t>
+      </w:r>
+      <w:r>
+        <w:t xml:space="preserve">la cual posee una </w:t>
+      </w:r>
+      <w:r>
+        <w:t xml:space="preserve">capacidad de procesamiento </w:t>
+      </w:r>
+      <w:r>
+        <w:t xml:space="preserve">muy </w:t>
+      </w:r>
+      <w:r>
+        <w:t xml:space="preserve">limitada al </w:t>
+      </w:r>
+      <w:r>
+        <w:t xml:space="preserve">procesar </w:t>
+      </w:r>
+      <w:r>
+        <w:t>a información nueva. La tercera es la memoria de largo plazo, cuya capacidad es ilimitada y se encarga de organizar el conocimiento en constructos cognitivos llamados "esquemas</w:t>
+      </w:r>
+      <w:r>
+        <w:t>”.</w:t>
+      </w:r>
+    </w:p>
+    <w:p>
+      <w:pPr>
+        <w:pStyle w:val="Tesis"/>
+      </w:pPr>
+      <w:r>
+        <w:t xml:space="preserve">En este sentido, Andrade (2013) expande el modelo explicando que la memoria de trabajo experimenta simultáneamente tres tipos de carga </w:t>
+      </w:r>
+      <w:r>
         <w:lastRenderedPageBreak/>
-        <w:t>2.4.</w:t>
-      </w:r>
-      <w:r>
-        <w:rPr>
-          <w:b/>
-          <w:bCs/>
-        </w:rPr>
-        <w:t>6.</w:t>
-      </w:r>
-      <w:r>
-        <w:rPr>
-          <w:b/>
-          <w:bCs/>
-        </w:rPr>
-        <w:t xml:space="preserve"> TEORÍA DE LA CARGA COGNITIVA</w:t>
-      </w:r>
-    </w:p>
-    <w:p>
-      <w:pPr>
-        <w:pStyle w:val="Tesis"/>
-      </w:pPr>
-      <w:r>
-        <w:t>De acuerdo a la</w:t>
-      </w:r>
-      <w:r>
-        <w:t xml:space="preserve"> investigación</w:t>
-      </w:r>
-      <w:r>
-        <w:t xml:space="preserve"> Sweller (1988, p.257-285), la </w:t>
-      </w:r>
-      <w:r>
-        <w:t>t</w:t>
-      </w:r>
-      <w:r>
-        <w:t xml:space="preserve">eoría de la </w:t>
-      </w:r>
-      <w:r>
-        <w:t>c</w:t>
-      </w:r>
-      <w:r>
-        <w:t xml:space="preserve">arga </w:t>
-      </w:r>
-      <w:r>
-        <w:t>c</w:t>
-      </w:r>
-      <w:r>
-        <w:t xml:space="preserve">ognitiva es un marco conceptual nacido dentro de las ciencias cognitivas y el paradigma del procesamiento de la información que concibe la cognición humana como un sistema natural de procesamiento. </w:t>
-      </w:r>
-      <w:r>
-        <w:t xml:space="preserve">De acuerdo a Sweller, desarrollador de la teoría, </w:t>
-      </w:r>
-      <w:r>
-        <w:t>el aprendizaje se ve amenazado si los materiale</w:t>
-      </w:r>
-      <w:r>
-        <w:t>s, instrucciones</w:t>
-      </w:r>
-      <w:r>
-        <w:t xml:space="preserve"> o los entornos interactivos sobrecargan </w:t>
-      </w:r>
-      <w:r>
-        <w:t xml:space="preserve">la capacidad de la mente </w:t>
-      </w:r>
-      <w:r>
-        <w:t xml:space="preserve">y </w:t>
-      </w:r>
-      <w:r>
-        <w:t xml:space="preserve">que </w:t>
-      </w:r>
-      <w:r>
-        <w:t xml:space="preserve">para que </w:t>
-      </w:r>
-      <w:r>
-        <w:t xml:space="preserve">un </w:t>
-      </w:r>
-      <w:r>
-        <w:t xml:space="preserve">diseño multimedia o educativo sea efectivo, </w:t>
-      </w:r>
-      <w:r>
-        <w:t xml:space="preserve">debe estar alineado </w:t>
-      </w:r>
-      <w:r>
-        <w:t xml:space="preserve">con la estructura de la mente humana a fin de optimizar la asimilación de nuevos conocimientos. </w:t>
-      </w:r>
-    </w:p>
-    <w:p>
-      <w:pPr>
-        <w:pStyle w:val="Tesis"/>
-      </w:pPr>
-      <w:r>
-        <w:t>El autor explica que la arquitectura cognitiva humana procesa la información exterior a través de tres estructuras principales. La primera es la memoria sensorial, encargada de recibir estímulos del entorno mediante canales visuales y auditivos separados, reteniéndolos por un lapso muy corto</w:t>
-      </w:r>
-      <w:r>
-        <w:t xml:space="preserve"> </w:t>
-      </w:r>
-      <w:r>
-        <w:t>(de 1 a 3 segundos)</w:t>
-      </w:r>
-      <w:r>
-        <w:t>. La segunda es la memoria de trabajo, donde el ser humano retiene y manipula información de forma consciente por periodos breves</w:t>
-      </w:r>
-      <w:r>
-        <w:t xml:space="preserve"> </w:t>
-      </w:r>
-      <w:r>
-        <w:t>(de 15 a 30 segundos)</w:t>
-      </w:r>
-      <w:r>
-        <w:t xml:space="preserve">, </w:t>
-      </w:r>
-      <w:r>
-        <w:t xml:space="preserve">la cual posee una </w:t>
-      </w:r>
-      <w:r>
-        <w:t xml:space="preserve">capacidad de procesamiento </w:t>
-      </w:r>
-      <w:r>
-        <w:t xml:space="preserve">muy </w:t>
-      </w:r>
-      <w:r>
-        <w:t xml:space="preserve">limitada al </w:t>
-      </w:r>
-      <w:r>
-        <w:t xml:space="preserve">procesar </w:t>
-      </w:r>
-      <w:r>
-        <w:t>a información nueva. La tercera es la memoria de largo plazo, cuya capacidad es ilimitada y se encarga de organizar el conocimiento en constructos cognitivos llamados "esquemas</w:t>
-      </w:r>
-      <w:r>
-        <w:t>”.</w:t>
-      </w:r>
-    </w:p>
-    <w:p>
-      <w:pPr>
-        <w:pStyle w:val="Tesis"/>
-      </w:pPr>
-      <w:r>
-        <w:t>En este sentido, Andrade (2013) expande el modelo explicando que la memoria de trabajo experimenta simultáneamente tres tipos de carga cognitiva: la carga intrínseca, que representa la dificultad inherente a l</w:t>
+        <w:t>cognitiva: la carga intrínseca, que representa la dificultad inherente a l</w:t>
       </w:r>
       <w:r>
         <w:t>a</w:t>
       </w:r>
       <w:r>
-        <w:t xml:space="preserve"> </w:t>
-      </w:r>
-      <w:r>
-        <w:lastRenderedPageBreak/>
-        <w:t>complejidad del contenido; la carga extrínseca, constituida por el esfuerzo mental innecesario impuesto por un mal diseño o presentación confusa; y la carga relevante o germánica, que es el esfuerzo enfocado positivamente en la creación y automatización de nuevos esquemas de conocimiento.</w:t>
+        <w:t xml:space="preserve"> complejidad del contenido; la carga extrínseca, constituida por el esfuerzo mental innecesario impuesto por un mal diseño o presentación confusa; y la carga relevante o germánica, que es el esfuerzo enfocado positivamente en la creación y automatización de nuevos esquemas de conocimiento.</w:t>
       </w:r>
       <w:r>
         <w:t xml:space="preserve"> En conclusión,</w:t>
@@ -5096,21 +5120,14 @@
     </w:p>
     <w:p>
       <w:pPr>
-        <w:pStyle w:val="Tesis"/>
         <w:spacing w:line="240" w:lineRule="auto"/>
-        <w:rPr>
-          <w:b/>
-          <w:bCs/>
-        </w:rPr>
-      </w:pPr>
-    </w:p>
-    <w:p>
-      <w:pPr>
-        <w:pStyle w:val="Tesis"/>
-        <w:spacing w:line="240" w:lineRule="auto"/>
-        <w:rPr>
-          <w:b/>
-          <w:bCs/>
+        <w:ind w:firstLine="0"/>
+        <w:rPr>
+          <w:rFonts w:ascii="Arial" w:hAnsi="Arial" w:cs="Arial"/>
+          <w:b/>
+          <w:bCs/>
+          <w:sz w:val="24"/>
+          <w:szCs w:val="24"/>
         </w:rPr>
       </w:pPr>
     </w:p>
@@ -5336,8 +5353,84 @@
     <w:p>
       <w:pPr>
         <w:pStyle w:val="Tesis"/>
+        <w:ind w:firstLine="0"/>
+        <w:rPr>
+          <w:b/>
+          <w:bCs/>
+        </w:rPr>
+      </w:pPr>
+      <w:r>
+        <w:rPr>
+          <w:b/>
+          <w:bCs/>
+        </w:rPr>
+        <w:t>2.</w:t>
+      </w:r>
+      <w:r>
+        <w:rPr>
+          <w:b/>
+          <w:bCs/>
+        </w:rPr>
+        <w:t>5</w:t>
+      </w:r>
+      <w:r>
+        <w:rPr>
+          <w:b/>
+          <w:bCs/>
+        </w:rPr>
+        <w:t>.</w:t>
+      </w:r>
+      <w:r>
+        <w:rPr>
+          <w:b/>
+          <w:bCs/>
+        </w:rPr>
+        <w:t>3</w:t>
+      </w:r>
+      <w:r>
+        <w:rPr>
+          <w:b/>
+          <w:bCs/>
+        </w:rPr>
+        <w:t xml:space="preserve">. </w:t>
+      </w:r>
+      <w:r>
+        <w:rPr>
+          <w:b/>
+          <w:bCs/>
+        </w:rPr>
+        <w:t>LAS RAICES</w:t>
+      </w:r>
+    </w:p>
+    <w:p>
+      <w:pPr>
+        <w:pStyle w:val="Tesis"/>
         <w:spacing w:line="240" w:lineRule="auto"/>
         <w:ind w:firstLine="0"/>
+        <w:rPr>
+          <w:b/>
+          <w:bCs/>
+        </w:rPr>
+      </w:pPr>
+    </w:p>
+    <w:p>
+      <w:pPr>
+        <w:pStyle w:val="Tesis"/>
+      </w:pPr>
+      <w:r>
+        <w:t>Baldor (20</w:t>
+      </w:r>
+      <w:r>
+        <w:t>07</w:t>
+      </w:r>
+      <w:r>
+        <w:t>) define la raíz de una expresión algebraica como aquella cantidad que, elevada a una potencia igual al índice de la raíz, reproduce exactamente la cantidad subradical. Este contenido se plantea bajo un enfoque de ciencia con conciencia, donde el estudiante aprende a deducir y operar con términos bajo el radical para dar respuesta a situaciones del entorno natural. Se puede decir entonces que este concepto consiste en una estructura de pensamiento lógico-deductivo que estimula la flexibilidad mental del alumno, permitiéndole interpretar relaciones matemáticas complejas y resolver acertijos lógicos con criterios de rigurosidad científica.</w:t>
+      </w:r>
+    </w:p>
+    <w:p>
+      <w:pPr>
+        <w:pStyle w:val="Tesis"/>
+        <w:spacing w:line="240" w:lineRule="auto"/>
       </w:pPr>
     </w:p>
     <w:p>
@@ -5375,7 +5468,7 @@
           <w:b/>
           <w:bCs/>
         </w:rPr>
-        <w:t>3</w:t>
+        <w:t>4</w:t>
       </w:r>
       <w:r>
         <w:rPr>
@@ -5389,7 +5482,7 @@
           <w:b/>
           <w:bCs/>
         </w:rPr>
-        <w:t>LAS RAICES</w:t>
+        <w:t>LA RAZÓN, PROPORCIÓN Y PORCENTAJE</w:t>
       </w:r>
     </w:p>
     <w:p>
@@ -5408,195 +5501,104 @@
         <w:pStyle w:val="Tesis"/>
       </w:pPr>
       <w:r>
-        <w:t>Baldor (20</w:t>
+        <w:t xml:space="preserve">Desde la perspectiva analítica de Baldor (1980), la razón es el resultado de comparar dos cantidades homogéneas, existiendo de forma por cociente o geométrica, mientras que la proporción representa la igualdad de dos razones de la misma especie; complementando esto, el porcentaje se deriva de dicha relación proporcional al expresar una cantidad como una fracción de cien partes iguales. </w:t>
+      </w:r>
+    </w:p>
+    <w:p>
+      <w:pPr>
+        <w:pStyle w:val="Tesis"/>
+      </w:pPr>
+      <w:r>
+        <w:t xml:space="preserve">El aprendizaje de estas relaciones se acopla directamente a la formación de ciudadanía, ya que capacita al estudiante para evaluar críticamente estadísticas, presupuestos y dinámicas sociales. Se puede decir entonces que estos temas consisten en un instrumento para la liberación del pensamiento, </w:t>
+      </w:r>
+      <w:r>
+        <w:lastRenderedPageBreak/>
+        <w:t>permitiendo que el joven evalúe variables de su entorno comunitario, tome decisiones informadas y participe de manera democrática y consciente en su realidad socioeconómica.</w:t>
+      </w:r>
+    </w:p>
+    <w:p>
+      <w:pPr>
+        <w:pStyle w:val="Tesis"/>
+        <w:spacing w:line="240" w:lineRule="auto"/>
+        <w:ind w:firstLine="0"/>
+      </w:pPr>
+    </w:p>
+    <w:p>
+      <w:pPr>
+        <w:pStyle w:val="Tesis"/>
+        <w:ind w:firstLine="0"/>
+        <w:rPr>
+          <w:b/>
+          <w:bCs/>
+        </w:rPr>
+      </w:pPr>
+      <w:r>
+        <w:rPr>
+          <w:b/>
+          <w:bCs/>
+        </w:rPr>
+        <w:t>2.</w:t>
+      </w:r>
+      <w:r>
+        <w:rPr>
+          <w:b/>
+          <w:bCs/>
+        </w:rPr>
+        <w:t>5</w:t>
+      </w:r>
+      <w:r>
+        <w:rPr>
+          <w:b/>
+          <w:bCs/>
+        </w:rPr>
+        <w:t>.</w:t>
+      </w:r>
+      <w:r>
+        <w:rPr>
+          <w:b/>
+          <w:bCs/>
+        </w:rPr>
+        <w:t>5</w:t>
+      </w:r>
+      <w:r>
+        <w:rPr>
+          <w:b/>
+          <w:bCs/>
+        </w:rPr>
+        <w:t xml:space="preserve">. </w:t>
+      </w:r>
+      <w:r>
+        <w:rPr>
+          <w:b/>
+          <w:bCs/>
+        </w:rPr>
+        <w:t>LA</w:t>
+      </w:r>
+      <w:r>
+        <w:rPr>
+          <w:b/>
+          <w:bCs/>
+        </w:rPr>
+        <w:t>S ECUACIONES</w:t>
+      </w:r>
+    </w:p>
+    <w:p>
+      <w:pPr>
+        <w:spacing w:line="240" w:lineRule="auto"/>
+        <w:ind w:firstLine="0"/>
+      </w:pPr>
+    </w:p>
+    <w:p>
+      <w:pPr>
+        <w:pStyle w:val="Tesis"/>
+      </w:pPr>
+      <w:r>
+        <w:t>Alineado a las bases educativas del Ministerio del Poder Popular para la Educación (2014), una ecuación de primer grado o lineal se define como una igualdad algebraica que involucra una incógnita, cuyo despeje requiere la aplicación sistemática de propiedades de uniformidad matemática. Para profundizar en su estructura, Baldor (20</w:t>
       </w:r>
       <w:r>
         <w:t>07</w:t>
       </w:r>
       <w:r>
-        <w:t>) define la raíz de una expresión algebraica como aquella cantidad que, elevada a una potencia igual al índice de la raíz, reproduce exactamente la cantidad subradical. Este contenido se plantea bajo un enfoque de ciencia con conciencia, donde el estudiante aprende a deducir y operar con términos bajo el radical para dar respuesta a situaciones del entorno natural. Se puede decir entonces que este concepto consiste en una estructura de pensamiento lógico-deductivo que estimula la flexibilidad mental del alumno, permitiéndole interpretar relaciones matemáticas complejas y resolver acertijos lógicos con criterios de rigurosidad científica.</w:t>
-      </w:r>
-    </w:p>
-    <w:p>
-      <w:pPr>
-        <w:pStyle w:val="Tesis"/>
-        <w:spacing w:line="240" w:lineRule="auto"/>
-      </w:pPr>
-    </w:p>
-    <w:p>
-      <w:pPr>
-        <w:pStyle w:val="Tesis"/>
-        <w:ind w:firstLine="0"/>
-        <w:rPr>
-          <w:b/>
-          <w:bCs/>
-        </w:rPr>
-      </w:pPr>
-      <w:r>
-        <w:rPr>
-          <w:b/>
-          <w:bCs/>
-        </w:rPr>
-        <w:t>2.</w:t>
-      </w:r>
-      <w:r>
-        <w:rPr>
-          <w:b/>
-          <w:bCs/>
-        </w:rPr>
-        <w:t>5</w:t>
-      </w:r>
-      <w:r>
-        <w:rPr>
-          <w:b/>
-          <w:bCs/>
-        </w:rPr>
-        <w:t>.</w:t>
-      </w:r>
-      <w:r>
-        <w:rPr>
-          <w:b/>
-          <w:bCs/>
-        </w:rPr>
-        <w:t>4</w:t>
-      </w:r>
-      <w:r>
-        <w:rPr>
-          <w:b/>
-          <w:bCs/>
-        </w:rPr>
-        <w:t xml:space="preserve">. </w:t>
-      </w:r>
-      <w:r>
-        <w:rPr>
-          <w:b/>
-          <w:bCs/>
-        </w:rPr>
-        <w:t>LA RAZÓN, PROPORCIÓN Y PORCENTAJE</w:t>
-      </w:r>
-    </w:p>
-    <w:p>
-      <w:pPr>
-        <w:pStyle w:val="Tesis"/>
-        <w:spacing w:line="240" w:lineRule="auto"/>
-        <w:ind w:firstLine="0"/>
-        <w:rPr>
-          <w:b/>
-          <w:bCs/>
-        </w:rPr>
-      </w:pPr>
-    </w:p>
-    <w:p>
-      <w:pPr>
-        <w:pStyle w:val="Tesis"/>
-      </w:pPr>
-      <w:r>
-        <w:t xml:space="preserve">Desde la perspectiva analítica de Baldor (1980), la razón es el resultado de comparar dos cantidades homogéneas, existiendo de forma por cociente o geométrica, mientras que la proporción representa la igualdad de dos razones de la misma especie; complementando esto, el porcentaje se deriva de dicha relación proporcional al expresar una cantidad como una fracción de cien partes iguales. </w:t>
-      </w:r>
-    </w:p>
-    <w:p>
-      <w:pPr>
-        <w:pStyle w:val="Tesis"/>
-      </w:pPr>
-      <w:r>
-        <w:t xml:space="preserve">El aprendizaje de estas relaciones se acopla directamente a la formación de ciudadanía, ya que capacita al estudiante para evaluar críticamente estadísticas, presupuestos y dinámicas sociales. Se puede decir entonces que </w:t>
-      </w:r>
-      <w:r>
-        <w:lastRenderedPageBreak/>
-        <w:t>estos temas consisten en un instrumento para la liberación del pensamiento, permitiendo que el joven evalúe variables de su entorno comunitario, tome decisiones informadas y participe de manera democrática y consciente en su realidad socioeconómica.</w:t>
-      </w:r>
-    </w:p>
-    <w:p>
-      <w:pPr>
-        <w:pStyle w:val="Tesis"/>
-        <w:spacing w:line="240" w:lineRule="auto"/>
-        <w:ind w:firstLine="0"/>
-      </w:pPr>
-    </w:p>
-    <w:p>
-      <w:pPr>
-        <w:pStyle w:val="Tesis"/>
-        <w:ind w:firstLine="0"/>
-        <w:rPr>
-          <w:b/>
-          <w:bCs/>
-        </w:rPr>
-      </w:pPr>
-      <w:r>
-        <w:rPr>
-          <w:b/>
-          <w:bCs/>
-        </w:rPr>
-        <w:t>2.</w:t>
-      </w:r>
-      <w:r>
-        <w:rPr>
-          <w:b/>
-          <w:bCs/>
-        </w:rPr>
-        <w:t>5</w:t>
-      </w:r>
-      <w:r>
-        <w:rPr>
-          <w:b/>
-          <w:bCs/>
-        </w:rPr>
-        <w:t>.</w:t>
-      </w:r>
-      <w:r>
-        <w:rPr>
-          <w:b/>
-          <w:bCs/>
-        </w:rPr>
-        <w:t>5</w:t>
-      </w:r>
-      <w:r>
-        <w:rPr>
-          <w:b/>
-          <w:bCs/>
-        </w:rPr>
-        <w:t xml:space="preserve">. </w:t>
-      </w:r>
-      <w:r>
-        <w:rPr>
-          <w:b/>
-          <w:bCs/>
-        </w:rPr>
-        <w:t>LA</w:t>
-      </w:r>
-      <w:r>
-        <w:rPr>
-          <w:b/>
-          <w:bCs/>
-        </w:rPr>
-        <w:t>S ECUACIONES</w:t>
-      </w:r>
-    </w:p>
-    <w:p>
-      <w:pPr>
-        <w:spacing w:line="240" w:lineRule="auto"/>
-        <w:ind w:firstLine="0"/>
-      </w:pPr>
-    </w:p>
-    <w:p>
-      <w:pPr>
-        <w:pStyle w:val="Tesis"/>
-      </w:pPr>
-      <w:r>
-        <w:t xml:space="preserve">Alineado a las bases educativas del Ministerio del Poder Popular para la Educación (2014), una ecuación de primer grado o lineal se define como una igualdad algebraica que involucra una incógnita, cuyo despeje requiere la aplicación sistemática de propiedades de uniformidad matemática. </w:t>
-      </w:r>
-    </w:p>
-    <w:p>
-      <w:pPr>
-        <w:pStyle w:val="Tesis"/>
-      </w:pPr>
-      <w:r>
-        <w:t>Para profundizar en su estructura, Baldor (20</w:t>
-      </w:r>
-      <w:r>
-        <w:t>07</w:t>
-      </w:r>
-      <w:r>
         <w:t xml:space="preserve">) sostiene que una ecuación es una igualdad en la que hay una o más cantidades desconocidas llamadas incógnitas, </w:t>
       </w:r>
       <w:r>
@@ -5613,6 +5615,12 @@
       <w:r>
         <w:t>El primer texto institucional señala que este tipo de contenidos fomenta un aprendizaje que se coloca al servicio de la humanidad para resolver problemas de equilibrio y equivalencia en la vida diaria. Se puede decir entonces que esta disciplina analítica consiste en un método de resolución de problemas donde el estudiante aprende a modelar situaciones a través de variables abstractas, descubriendo soluciones lógicas mediante un proceso ordenado que estimula su autonomía intelectual.</w:t>
       </w:r>
+    </w:p>
+    <w:p>
+      <w:pPr>
+        <w:pStyle w:val="Tesis"/>
+        <w:ind w:firstLine="0"/>
+      </w:pPr>
     </w:p>
     <w:p>
       <w:pPr>
@@ -8520,7 +8528,7 @@
 </file>
 
 <file path=word/endnotes.xml><?xml version="1.0" encoding="utf-8"?>
-<w:endnotes xmlns:wpc="http://schemas.microsoft.com/office/word/2010/wordprocessingCanvas" xmlns:cx="http://schemas.microsoft.com/office/drawing/2014/chartex" xmlns:cx1="http://schemas.microsoft.com/office/drawing/2015/9/8/chartex" xmlns:cx2="http://schemas.microsoft.com/office/drawing/2015/10/21/chartex" xmlns:cx3="http://schemas.microsoft.com/office/drawing/2016/5/9/chartex" xmlns:cx4="http://schemas.microsoft.com/office/drawing/2016/5/10/chartex" xmlns:cx5="http://schemas.microsoft.com/office/drawing/2016/5/11/chartex" xmlns:cx6="http://schemas.microsoft.com/office/drawing/2016/5/12/chartex" xmlns:cx7="http://schemas.microsoft.com/office/drawing/2016/5/13/chartex" xmlns:cx8="http://schemas.microsoft.com/office/drawing/2016/5/14/chartex" xmlns:mc="http://schemas.openxmlformats.org/markup-compatibility/2006" xmlns:aink="http://schemas.microsoft.com/office/drawing/2016/ink" xmlns:am3d="http://schemas.microsoft.com/office/drawing/2017/model3d" xmlns:o="urn:schemas-microsoft-com:office:office" xmlns:oel="http://schemas.microsoft.com/office/2019/extlst" xmlns:r="http://schemas.openxmlformats.org/officeDocument/2006/relationships" xmlns:m="http://schemas.openxmlformats.org/officeDocument/2006/math" xmlns:v="urn:schemas-microsoft-com:vml" xmlns:wp14="http://schemas.microsoft.com/office/word/2010/wordprocessingDrawing" xmlns:wp="http://schemas.openxmlformats.org/drawingml/2006/wordprocessingDrawing" xmlns:w10="urn:schemas-microsoft-com:office:word" xmlns:w="http://schemas.openxmlformats.org/wordprocessingml/2006/main" xmlns:w14="http://schemas.microsoft.com/office/word/2010/wordml" xmlns:w15="http://schemas.microsoft.com/office/word/2012/wordml" xmlns:w16cex="http://schemas.microsoft.com/office/word/2018/wordml/cex" xmlns:w16cid="http://schemas.microsoft.com/office/word/2016/wordml/cid" xmlns:w16="http://schemas.microsoft.com/office/word/2018/wordml" xmlns:w16du="http://schemas.microsoft.com/office/word/2023/wordml/word16du" xmlns:w16sdtdh="http://schemas.microsoft.com/office/word/2020/wordml/sdtdatahash" xmlns:w16sdtfl="http://schemas.microsoft.com/office/word/2024/wordml/sdtformatlock" xmlns:w16se="http://schemas.microsoft.com/office/word/2015/wordml/symex" xmlns:wpg="http://schemas.microsoft.com/office/word/2010/wordprocessingGroup" xmlns:wpi="http://schemas.microsoft.com/office/word/2010/wordprocessingInk" xmlns:wne="http://schemas.microsoft.com/office/word/2006/wordml" xmlns:wps="http://schemas.microsoft.com/office/word/2010/wordprocessingShape" mc:Ignorable="w14 w15 w16se w16cid w16 w16cex w16sdtdh w16sdtfl w16du wp14">
+<w:endnotes xmlns:wpc="http://schemas.microsoft.com/office/word/2010/wordprocessingCanvas" xmlns:cx="http://schemas.microsoft.com/office/drawing/2014/chartex" xmlns:cx1="http://schemas.microsoft.com/office/drawing/2015/9/8/chartex" xmlns:cx2="http://schemas.microsoft.com/office/drawing/2015/10/21/chartex" xmlns:cx3="http://schemas.microsoft.com/office/drawing/2016/5/9/chartex" xmlns:cx4="http://schemas.microsoft.com/office/drawing/2016/5/10/chartex" xmlns:cx5="http://schemas.microsoft.com/office/drawing/2016/5/11/chartex" xmlns:cx6="http://schemas.microsoft.com/office/drawing/2016/5/12/chartex" xmlns:cx7="http://schemas.microsoft.com/office/drawing/2016/5/13/chartex" xmlns:cx8="http://schemas.microsoft.com/office/drawing/2016/5/14/chartex" xmlns:mc="http://schemas.openxmlformats.org/markup-compatibility/2006" xmlns:aink="http://schemas.microsoft.com/office/drawing/2016/ink" xmlns:am3d="http://schemas.microsoft.com/office/drawing/2017/model3d" xmlns:o="urn:schemas-microsoft-com:office:office" xmlns:oel="http://schemas.microsoft.com/office/2019/extlst" xmlns:r="http://schemas.openxmlformats.org/officeDocument/2006/relationships" xmlns:m="http://schemas.openxmlformats.org/officeDocument/2006/math" xmlns:v="urn:schemas-microsoft-com:vml" xmlns:wp14="http://schemas.microsoft.com/office/word/2010/wordprocessingDrawing" xmlns:wp="http://schemas.openxmlformats.org/drawingml/2006/wordprocessingDrawing" xmlns:w10="urn:schemas-microsoft-com:office:word" xmlns:w="http://schemas.openxmlformats.org/wordprocessingml/2006/main" xmlns:w14="http://schemas.microsoft.com/office/word/2010/wordml" xmlns:w15="http://schemas.microsoft.com/office/word/2012/wordml" xmlns:w16cei="http://schemas.microsoft.com/office/word/2026/wordml/cei" xmlns:w16cex="http://schemas.microsoft.com/office/word/2018/wordml/cex" xmlns:w16cid="http://schemas.microsoft.com/office/word/2016/wordml/cid" xmlns:w16="http://schemas.microsoft.com/office/word/2018/wordml" xmlns:w16du="http://schemas.microsoft.com/office/word/2023/wordml/word16du" xmlns:w16sdtdh="http://schemas.microsoft.com/office/word/2020/wordml/sdtdatahash" xmlns:w16sdtfl="http://schemas.microsoft.com/office/word/2024/wordml/sdtformatlock" xmlns:w16se="http://schemas.microsoft.com/office/word/2015/wordml/symex" xmlns:wpg="http://schemas.microsoft.com/office/word/2010/wordprocessingGroup" xmlns:wpi="http://schemas.microsoft.com/office/word/2010/wordprocessingInk" xmlns:wne="http://schemas.microsoft.com/office/word/2006/wordml" xmlns:wps="http://schemas.microsoft.com/office/word/2010/wordprocessingShape" mc:Ignorable="w14 w15 w16se w16cid w16 w16cex w16sdtdh w16sdtfl w16du wp14">
   <w:endnote w:type="separator" w:id="-1">
     <w:p>
       <w:pPr>
@@ -8545,7 +8553,7 @@
 </file>
 
 <file path=word/footer1.xml><?xml version="1.0" encoding="utf-8"?>
-<w:ftr xmlns:wpc="http://schemas.microsoft.com/office/word/2010/wordprocessingCanvas" xmlns:cx="http://schemas.microsoft.com/office/drawing/2014/chartex" xmlns:cx1="http://schemas.microsoft.com/office/drawing/2015/9/8/chartex" xmlns:cx2="http://schemas.microsoft.com/office/drawing/2015/10/21/chartex" xmlns:cx3="http://schemas.microsoft.com/office/drawing/2016/5/9/chartex" xmlns:cx4="http://schemas.microsoft.com/office/drawing/2016/5/10/chartex" xmlns:cx5="http://schemas.microsoft.com/office/drawing/2016/5/11/chartex" xmlns:cx6="http://schemas.microsoft.com/office/drawing/2016/5/12/chartex" xmlns:cx7="http://schemas.microsoft.com/office/drawing/2016/5/13/chartex" xmlns:cx8="http://schemas.microsoft.com/office/drawing/2016/5/14/chartex" xmlns:mc="http://schemas.openxmlformats.org/markup-compatibility/2006" xmlns:aink="http://schemas.microsoft.com/office/drawing/2016/ink" xmlns:am3d="http://schemas.microsoft.com/office/drawing/2017/model3d" xmlns:o="urn:schemas-microsoft-com:office:office" xmlns:oel="http://schemas.microsoft.com/office/2019/extlst" xmlns:r="http://schemas.openxmlformats.org/officeDocument/2006/relationships" xmlns:m="http://schemas.openxmlformats.org/officeDocument/2006/math" xmlns:v="urn:schemas-microsoft-com:vml" xmlns:wp14="http://schemas.microsoft.com/office/word/2010/wordprocessingDrawing" xmlns:wp="http://schemas.openxmlformats.org/drawingml/2006/wordprocessingDrawing" xmlns:w10="urn:schemas-microsoft-com:office:word" xmlns:w="http://schemas.openxmlformats.org/wordprocessingml/2006/main" xmlns:w14="http://schemas.microsoft.com/office/word/2010/wordml" xmlns:w15="http://schemas.microsoft.com/office/word/2012/wordml" xmlns:w16cex="http://schemas.microsoft.com/office/word/2018/wordml/cex" xmlns:w16cid="http://schemas.microsoft.com/office/word/2016/wordml/cid" xmlns:w16="http://schemas.microsoft.com/office/word/2018/wordml" xmlns:w16du="http://schemas.microsoft.com/office/word/2023/wordml/word16du" xmlns:w16sdtdh="http://schemas.microsoft.com/office/word/2020/wordml/sdtdatahash" xmlns:w16sdtfl="http://schemas.microsoft.com/office/word/2024/wordml/sdtformatlock" xmlns:w16se="http://schemas.microsoft.com/office/word/2015/wordml/symex" xmlns:wpg="http://schemas.microsoft.com/office/word/2010/wordprocessingGroup" xmlns:wpi="http://schemas.microsoft.com/office/word/2010/wordprocessingInk" xmlns:wne="http://schemas.microsoft.com/office/word/2006/wordml" xmlns:wps="http://schemas.microsoft.com/office/word/2010/wordprocessingShape" mc:Ignorable="w14 w15 w16se w16cid w16 w16cex w16sdtdh w16sdtfl w16du wp14">
+<w:ftr xmlns:wpc="http://schemas.microsoft.com/office/word/2010/wordprocessingCanvas" xmlns:cx="http://schemas.microsoft.com/office/drawing/2014/chartex" xmlns:cx1="http://schemas.microsoft.com/office/drawing/2015/9/8/chartex" xmlns:cx2="http://schemas.microsoft.com/office/drawing/2015/10/21/chartex" xmlns:cx3="http://schemas.microsoft.com/office/drawing/2016/5/9/chartex" xmlns:cx4="http://schemas.microsoft.com/office/drawing/2016/5/10/chartex" xmlns:cx5="http://schemas.microsoft.com/office/drawing/2016/5/11/chartex" xmlns:cx6="http://schemas.microsoft.com/office/drawing/2016/5/12/chartex" xmlns:cx7="http://schemas.microsoft.com/office/drawing/2016/5/13/chartex" xmlns:cx8="http://schemas.microsoft.com/office/drawing/2016/5/14/chartex" xmlns:mc="http://schemas.openxmlformats.org/markup-compatibility/2006" xmlns:aink="http://schemas.microsoft.com/office/drawing/2016/ink" xmlns:am3d="http://schemas.microsoft.com/office/drawing/2017/model3d" xmlns:o="urn:schemas-microsoft-com:office:office" xmlns:oel="http://schemas.microsoft.com/office/2019/extlst" xmlns:r="http://schemas.openxmlformats.org/officeDocument/2006/relationships" xmlns:m="http://schemas.openxmlformats.org/officeDocument/2006/math" xmlns:v="urn:schemas-microsoft-com:vml" xmlns:wp14="http://schemas.microsoft.com/office/word/2010/wordprocessingDrawing" xmlns:wp="http://schemas.openxmlformats.org/drawingml/2006/wordprocessingDrawing" xmlns:w10="urn:schemas-microsoft-com:office:word" xmlns:w="http://schemas.openxmlformats.org/wordprocessingml/2006/main" xmlns:w14="http://schemas.microsoft.com/office/word/2010/wordml" xmlns:w15="http://schemas.microsoft.com/office/word/2012/wordml" xmlns:w16cei="http://schemas.microsoft.com/office/word/2026/wordml/cei" xmlns:w16cex="http://schemas.microsoft.com/office/word/2018/wordml/cex" xmlns:w16cid="http://schemas.microsoft.com/office/word/2016/wordml/cid" xmlns:w16="http://schemas.microsoft.com/office/word/2018/wordml" xmlns:w16du="http://schemas.microsoft.com/office/word/2023/wordml/word16du" xmlns:w16sdtdh="http://schemas.microsoft.com/office/word/2020/wordml/sdtdatahash" xmlns:w16sdtfl="http://schemas.microsoft.com/office/word/2024/wordml/sdtformatlock" xmlns:w16se="http://schemas.microsoft.com/office/word/2015/wordml/symex" xmlns:wpg="http://schemas.microsoft.com/office/word/2010/wordprocessingGroup" xmlns:wpi="http://schemas.microsoft.com/office/word/2010/wordprocessingInk" xmlns:wne="http://schemas.microsoft.com/office/word/2006/wordml" xmlns:wps="http://schemas.microsoft.com/office/word/2010/wordprocessingShape" mc:Ignorable="w14 w15 w16se w16cid w16 w16cex w16sdtdh w16sdtfl w16du wp14">
   <w:sdt>
     <w:sdtPr>
       <w:id w:val="288473478"/>
@@ -8588,7 +8596,7 @@
 </file>
 
 <file path=word/footer2.xml><?xml version="1.0" encoding="utf-8"?>
-<w:ftr xmlns:wpc="http://schemas.microsoft.com/office/word/2010/wordprocessingCanvas" xmlns:cx="http://schemas.microsoft.com/office/drawing/2014/chartex" xmlns:cx1="http://schemas.microsoft.com/office/drawing/2015/9/8/chartex" xmlns:cx2="http://schemas.microsoft.com/office/drawing/2015/10/21/chartex" xmlns:cx3="http://schemas.microsoft.com/office/drawing/2016/5/9/chartex" xmlns:cx4="http://schemas.microsoft.com/office/drawing/2016/5/10/chartex" xmlns:cx5="http://schemas.microsoft.com/office/drawing/2016/5/11/chartex" xmlns:cx6="http://schemas.microsoft.com/office/drawing/2016/5/12/chartex" xmlns:cx7="http://schemas.microsoft.com/office/drawing/2016/5/13/chartex" xmlns:cx8="http://schemas.microsoft.com/office/drawing/2016/5/14/chartex" xmlns:mc="http://schemas.openxmlformats.org/markup-compatibility/2006" xmlns:aink="http://schemas.microsoft.com/office/drawing/2016/ink" xmlns:am3d="http://schemas.microsoft.com/office/drawing/2017/model3d" xmlns:o="urn:schemas-microsoft-com:office:office" xmlns:oel="http://schemas.microsoft.com/office/2019/extlst" xmlns:r="http://schemas.openxmlformats.org/officeDocument/2006/relationships" xmlns:m="http://schemas.openxmlformats.org/officeDocument/2006/math" xmlns:v="urn:schemas-microsoft-com:vml" xmlns:wp14="http://schemas.microsoft.com/office/word/2010/wordprocessingDrawing" xmlns:wp="http://schemas.openxmlformats.org/drawingml/2006/wordprocessingDrawing" xmlns:w10="urn:schemas-microsoft-com:office:word" xmlns:w="http://schemas.openxmlformats.org/wordprocessingml/2006/main" xmlns:w14="http://schemas.microsoft.com/office/word/2010/wordml" xmlns:w15="http://schemas.microsoft.com/office/word/2012/wordml" xmlns:w16cex="http://schemas.microsoft.com/office/word/2018/wordml/cex" xmlns:w16cid="http://schemas.microsoft.com/office/word/2016/wordml/cid" xmlns:w16="http://schemas.microsoft.com/office/word/2018/wordml" xmlns:w16du="http://schemas.microsoft.com/office/word/2023/wordml/word16du" xmlns:w16sdtdh="http://schemas.microsoft.com/office/word/2020/wordml/sdtdatahash" xmlns:w16sdtfl="http://schemas.microsoft.com/office/word/2024/wordml/sdtformatlock" xmlns:w16se="http://schemas.microsoft.com/office/word/2015/wordml/symex" xmlns:wpg="http://schemas.microsoft.com/office/word/2010/wordprocessingGroup" xmlns:wpi="http://schemas.microsoft.com/office/word/2010/wordprocessingInk" xmlns:wne="http://schemas.microsoft.com/office/word/2006/wordml" xmlns:wps="http://schemas.microsoft.com/office/word/2010/wordprocessingShape" mc:Ignorable="w14 w15 w16se w16cid w16 w16cex w16sdtdh w16sdtfl w16du wp14">
+<w:ftr xmlns:wpc="http://schemas.microsoft.com/office/word/2010/wordprocessingCanvas" xmlns:cx="http://schemas.microsoft.com/office/drawing/2014/chartex" xmlns:cx1="http://schemas.microsoft.com/office/drawing/2015/9/8/chartex" xmlns:cx2="http://schemas.microsoft.com/office/drawing/2015/10/21/chartex" xmlns:cx3="http://schemas.microsoft.com/office/drawing/2016/5/9/chartex" xmlns:cx4="http://schemas.microsoft.com/office/drawing/2016/5/10/chartex" xmlns:cx5="http://schemas.microsoft.com/office/drawing/2016/5/11/chartex" xmlns:cx6="http://schemas.microsoft.com/office/drawing/2016/5/12/chartex" xmlns:cx7="http://schemas.microsoft.com/office/drawing/2016/5/13/chartex" xmlns:cx8="http://schemas.microsoft.com/office/drawing/2016/5/14/chartex" xmlns:mc="http://schemas.openxmlformats.org/markup-compatibility/2006" xmlns:aink="http://schemas.microsoft.com/office/drawing/2016/ink" xmlns:am3d="http://schemas.microsoft.com/office/drawing/2017/model3d" xmlns:o="urn:schemas-microsoft-com:office:office" xmlns:oel="http://schemas.microsoft.com/office/2019/extlst" xmlns:r="http://schemas.openxmlformats.org/officeDocument/2006/relationships" xmlns:m="http://schemas.openxmlformats.org/officeDocument/2006/math" xmlns:v="urn:schemas-microsoft-com:vml" xmlns:wp14="http://schemas.microsoft.com/office/word/2010/wordprocessingDrawing" xmlns:wp="http://schemas.openxmlformats.org/drawingml/2006/wordprocessingDrawing" xmlns:w10="urn:schemas-microsoft-com:office:word" xmlns:w="http://schemas.openxmlformats.org/wordprocessingml/2006/main" xmlns:w14="http://schemas.microsoft.com/office/word/2010/wordml" xmlns:w15="http://schemas.microsoft.com/office/word/2012/wordml" xmlns:w16cei="http://schemas.microsoft.com/office/word/2026/wordml/cei" xmlns:w16cex="http://schemas.microsoft.com/office/word/2018/wordml/cex" xmlns:w16cid="http://schemas.microsoft.com/office/word/2016/wordml/cid" xmlns:w16="http://schemas.microsoft.com/office/word/2018/wordml" xmlns:w16du="http://schemas.microsoft.com/office/word/2023/wordml/word16du" xmlns:w16sdtdh="http://schemas.microsoft.com/office/word/2020/wordml/sdtdatahash" xmlns:w16sdtfl="http://schemas.microsoft.com/office/word/2024/wordml/sdtformatlock" xmlns:w16se="http://schemas.microsoft.com/office/word/2015/wordml/symex" xmlns:wpg="http://schemas.microsoft.com/office/word/2010/wordprocessingGroup" xmlns:wpi="http://schemas.microsoft.com/office/word/2010/wordprocessingInk" xmlns:wne="http://schemas.microsoft.com/office/word/2006/wordml" xmlns:wps="http://schemas.microsoft.com/office/word/2010/wordprocessingShape" mc:Ignorable="w14 w15 w16se w16cid w16 w16cex w16sdtdh w16sdtfl w16du wp14">
   <w:p>
     <w:pPr>
       <w:pStyle w:val="Piedepgina"/>
@@ -8598,7 +8606,7 @@
 </file>
 
 <file path=word/footnotes.xml><?xml version="1.0" encoding="utf-8"?>
-<w:footnotes xmlns:wpc="http://schemas.microsoft.com/office/word/2010/wordprocessingCanvas" xmlns:cx="http://schemas.microsoft.com/office/drawing/2014/chartex" xmlns:cx1="http://schemas.microsoft.com/office/drawing/2015/9/8/chartex" xmlns:cx2="http://schemas.microsoft.com/office/drawing/2015/10/21/chartex" xmlns:cx3="http://schemas.microsoft.com/office/drawing/2016/5/9/chartex" xmlns:cx4="http://schemas.microsoft.com/office/drawing/2016/5/10/chartex" xmlns:cx5="http://schemas.microsoft.com/office/drawing/2016/5/11/chartex" xmlns:cx6="http://schemas.microsoft.com/office/drawing/2016/5/12/chartex" xmlns:cx7="http://schemas.microsoft.com/office/drawing/2016/5/13/chartex" xmlns:cx8="http://schemas.microsoft.com/office/drawing/2016/5/14/chartex" xmlns:mc="http://schemas.openxmlformats.org/markup-compatibility/2006" xmlns:aink="http://schemas.microsoft.com/office/drawing/2016/ink" xmlns:am3d="http://schemas.microsoft.com/office/drawing/2017/model3d" xmlns:o="urn:schemas-microsoft-com:office:office" xmlns:oel="http://schemas.microsoft.com/office/2019/extlst" xmlns:r="http://schemas.openxmlformats.org/officeDocument/2006/relationships" xmlns:m="http://schemas.openxmlformats.org/officeDocument/2006/math" xmlns:v="urn:schemas-microsoft-com:vml" xmlns:wp14="http://schemas.microsoft.com/office/word/2010/wordprocessingDrawing" xmlns:wp="http://schemas.openxmlformats.org/drawingml/2006/wordprocessingDrawing" xmlns:w10="urn:schemas-microsoft-com:office:word" xmlns:w="http://schemas.openxmlformats.org/wordprocessingml/2006/main" xmlns:w14="http://schemas.microsoft.com/office/word/2010/wordml" xmlns:w15="http://schemas.microsoft.com/office/word/2012/wordml" xmlns:w16cex="http://schemas.microsoft.com/office/word/2018/wordml/cex" xmlns:w16cid="http://schemas.microsoft.com/office/word/2016/wordml/cid" xmlns:w16="http://schemas.microsoft.com/office/word/2018/wordml" xmlns:w16du="http://schemas.microsoft.com/office/word/2023/wordml/word16du" xmlns:w16sdtdh="http://schemas.microsoft.com/office/word/2020/wordml/sdtdatahash" xmlns:w16sdtfl="http://schemas.microsoft.com/office/word/2024/wordml/sdtformatlock" xmlns:w16se="http://schemas.microsoft.com/office/word/2015/wordml/symex" xmlns:wpg="http://schemas.microsoft.com/office/word/2010/wordprocessingGroup" xmlns:wpi="http://schemas.microsoft.com/office/word/2010/wordprocessingInk" xmlns:wne="http://schemas.microsoft.com/office/word/2006/wordml" xmlns:wps="http://schemas.microsoft.com/office/word/2010/wordprocessingShape" mc:Ignorable="w14 w15 w16se w16cid w16 w16cex w16sdtdh w16sdtfl w16du wp14">
+<w:footnotes xmlns:wpc="http://schemas.microsoft.com/office/word/2010/wordprocessingCanvas" xmlns:cx="http://schemas.microsoft.com/office/drawing/2014/chartex" xmlns:cx1="http://schemas.microsoft.com/office/drawing/2015/9/8/chartex" xmlns:cx2="http://schemas.microsoft.com/office/drawing/2015/10/21/chartex" xmlns:cx3="http://schemas.microsoft.com/office/drawing/2016/5/9/chartex" xmlns:cx4="http://schemas.microsoft.com/office/drawing/2016/5/10/chartex" xmlns:cx5="http://schemas.microsoft.com/office/drawing/2016/5/11/chartex" xmlns:cx6="http://schemas.microsoft.com/office/drawing/2016/5/12/chartex" xmlns:cx7="http://schemas.microsoft.com/office/drawing/2016/5/13/chartex" xmlns:cx8="http://schemas.microsoft.com/office/drawing/2016/5/14/chartex" xmlns:mc="http://schemas.openxmlformats.org/markup-compatibility/2006" xmlns:aink="http://schemas.microsoft.com/office/drawing/2016/ink" xmlns:am3d="http://schemas.microsoft.com/office/drawing/2017/model3d" xmlns:o="urn:schemas-microsoft-com:office:office" xmlns:oel="http://schemas.microsoft.com/office/2019/extlst" xmlns:r="http://schemas.openxmlformats.org/officeDocument/2006/relationships" xmlns:m="http://schemas.openxmlformats.org/officeDocument/2006/math" xmlns:v="urn:schemas-microsoft-com:vml" xmlns:wp14="http://schemas.microsoft.com/office/word/2010/wordprocessingDrawing" xmlns:wp="http://schemas.openxmlformats.org/drawingml/2006/wordprocessingDrawing" xmlns:w10="urn:schemas-microsoft-com:office:word" xmlns:w="http://schemas.openxmlformats.org/wordprocessingml/2006/main" xmlns:w14="http://schemas.microsoft.com/office/word/2010/wordml" xmlns:w15="http://schemas.microsoft.com/office/word/2012/wordml" xmlns:w16cei="http://schemas.microsoft.com/office/word/2026/wordml/cei" xmlns:w16cex="http://schemas.microsoft.com/office/word/2018/wordml/cex" xmlns:w16cid="http://schemas.microsoft.com/office/word/2016/wordml/cid" xmlns:w16="http://schemas.microsoft.com/office/word/2018/wordml" xmlns:w16du="http://schemas.microsoft.com/office/word/2023/wordml/word16du" xmlns:w16sdtdh="http://schemas.microsoft.com/office/word/2020/wordml/sdtdatahash" xmlns:w16sdtfl="http://schemas.microsoft.com/office/word/2024/wordml/sdtformatlock" xmlns:w16se="http://schemas.microsoft.com/office/word/2015/wordml/symex" xmlns:wpg="http://schemas.microsoft.com/office/word/2010/wordprocessingGroup" xmlns:wpi="http://schemas.microsoft.com/office/word/2010/wordprocessingInk" xmlns:wne="http://schemas.microsoft.com/office/word/2006/wordml" xmlns:wps="http://schemas.microsoft.com/office/word/2010/wordprocessingShape" mc:Ignorable="w14 w15 w16se w16cid w16 w16cex w16sdtdh w16sdtfl w16du wp14">
   <w:footnote w:type="separator" w:id="-1">
     <w:p>
       <w:pPr>
@@ -8623,7 +8631,7 @@
 </file>
 
 <file path=word/header1.xml><?xml version="1.0" encoding="utf-8"?>
-<w:hdr xmlns:wpc="http://schemas.microsoft.com/office/word/2010/wordprocessingCanvas" xmlns:cx="http://schemas.microsoft.com/office/drawing/2014/chartex" xmlns:cx1="http://schemas.microsoft.com/office/drawing/2015/9/8/chartex" xmlns:cx2="http://schemas.microsoft.com/office/drawing/2015/10/21/chartex" xmlns:cx3="http://schemas.microsoft.com/office/drawing/2016/5/9/chartex" xmlns:cx4="http://schemas.microsoft.com/office/drawing/2016/5/10/chartex" xmlns:cx5="http://schemas.microsoft.com/office/drawing/2016/5/11/chartex" xmlns:cx6="http://schemas.microsoft.com/office/drawing/2016/5/12/chartex" xmlns:cx7="http://schemas.microsoft.com/office/drawing/2016/5/13/chartex" xmlns:cx8="http://schemas.microsoft.com/office/drawing/2016/5/14/chartex" xmlns:mc="http://schemas.openxmlformats.org/markup-compatibility/2006" xmlns:aink="http://schemas.microsoft.com/office/drawing/2016/ink" xmlns:am3d="http://schemas.microsoft.com/office/drawing/2017/model3d" xmlns:o="urn:schemas-microsoft-com:office:office" xmlns:oel="http://schemas.microsoft.com/office/2019/extlst" xmlns:r="http://schemas.openxmlformats.org/officeDocument/2006/relationships" xmlns:m="http://schemas.openxmlformats.org/officeDocument/2006/math" xmlns:v="urn:schemas-microsoft-com:vml" xmlns:wp14="http://schemas.microsoft.com/office/word/2010/wordprocessingDrawing" xmlns:wp="http://schemas.openxmlformats.org/drawingml/2006/wordprocessingDrawing" xmlns:w10="urn:schemas-microsoft-com:office:word" xmlns:w="http://schemas.openxmlformats.org/wordprocessingml/2006/main" xmlns:w14="http://schemas.microsoft.com/office/word/2010/wordml" xmlns:w15="http://schemas.microsoft.com/office/word/2012/wordml" xmlns:w16cex="http://schemas.microsoft.com/office/word/2018/wordml/cex" xmlns:w16cid="http://schemas.microsoft.com/office/word/2016/wordml/cid" xmlns:w16="http://schemas.microsoft.com/office/word/2018/wordml" xmlns:w16du="http://schemas.microsoft.com/office/word/2023/wordml/word16du" xmlns:w16sdtdh="http://schemas.microsoft.com/office/word/2020/wordml/sdtdatahash" xmlns:w16sdtfl="http://schemas.microsoft.com/office/word/2024/wordml/sdtformatlock" xmlns:w16se="http://schemas.microsoft.com/office/word/2015/wordml/symex" xmlns:wpg="http://schemas.microsoft.com/office/word/2010/wordprocessingGroup" xmlns:wpi="http://schemas.microsoft.com/office/word/2010/wordprocessingInk" xmlns:wne="http://schemas.microsoft.com/office/word/2006/wordml" xmlns:wps="http://schemas.microsoft.com/office/word/2010/wordprocessingShape" mc:Ignorable="w14 w15 w16se w16cid w16 w16cex w16sdtdh w16sdtfl w16du wp14">
+<w:hdr xmlns:wpc="http://schemas.microsoft.com/office/word/2010/wordprocessingCanvas" xmlns:cx="http://schemas.microsoft.com/office/drawing/2014/chartex" xmlns:cx1="http://schemas.microsoft.com/office/drawing/2015/9/8/chartex" xmlns:cx2="http://schemas.microsoft.com/office/drawing/2015/10/21/chartex" xmlns:cx3="http://schemas.microsoft.com/office/drawing/2016/5/9/chartex" xmlns:cx4="http://schemas.microsoft.com/office/drawing/2016/5/10/chartex" xmlns:cx5="http://schemas.microsoft.com/office/drawing/2016/5/11/chartex" xmlns:cx6="http://schemas.microsoft.com/office/drawing/2016/5/12/chartex" xmlns:cx7="http://schemas.microsoft.com/office/drawing/2016/5/13/chartex" xmlns:cx8="http://schemas.microsoft.com/office/drawing/2016/5/14/chartex" xmlns:mc="http://schemas.openxmlformats.org/markup-compatibility/2006" xmlns:aink="http://schemas.microsoft.com/office/drawing/2016/ink" xmlns:am3d="http://schemas.microsoft.com/office/drawing/2017/model3d" xmlns:o="urn:schemas-microsoft-com:office:office" xmlns:oel="http://schemas.microsoft.com/office/2019/extlst" xmlns:r="http://schemas.openxmlformats.org/officeDocument/2006/relationships" xmlns:m="http://schemas.openxmlformats.org/officeDocument/2006/math" xmlns:v="urn:schemas-microsoft-com:vml" xmlns:wp14="http://schemas.microsoft.com/office/word/2010/wordprocessingDrawing" xmlns:wp="http://schemas.openxmlformats.org/drawingml/2006/wordprocessingDrawing" xmlns:w10="urn:schemas-microsoft-com:office:word" xmlns:w="http://schemas.openxmlformats.org/wordprocessingml/2006/main" xmlns:w14="http://schemas.microsoft.com/office/word/2010/wordml" xmlns:w15="http://schemas.microsoft.com/office/word/2012/wordml" xmlns:w16cei="http://schemas.microsoft.com/office/word/2026/wordml/cei" xmlns:w16cex="http://schemas.microsoft.com/office/word/2018/wordml/cex" xmlns:w16cid="http://schemas.microsoft.com/office/word/2016/wordml/cid" xmlns:w16="http://schemas.microsoft.com/office/word/2018/wordml" xmlns:w16du="http://schemas.microsoft.com/office/word/2023/wordml/word16du" xmlns:w16sdtdh="http://schemas.microsoft.com/office/word/2020/wordml/sdtdatahash" xmlns:w16sdtfl="http://schemas.microsoft.com/office/word/2024/wordml/sdtformatlock" xmlns:w16se="http://schemas.microsoft.com/office/word/2015/wordml/symex" xmlns:wpg="http://schemas.microsoft.com/office/word/2010/wordprocessingGroup" xmlns:wpi="http://schemas.microsoft.com/office/word/2010/wordprocessingInk" xmlns:wne="http://schemas.microsoft.com/office/word/2006/wordml" xmlns:wps="http://schemas.microsoft.com/office/word/2010/wordprocessingShape" mc:Ignorable="w14 w15 w16se w16cid w16 w16cex w16sdtdh w16sdtfl w16du wp14">
   <w:sdt>
     <w:sdtPr>
       <w:id w:val="-1375921779"/>
@@ -8704,7 +8712,7 @@
 </file>
 
 <file path=word/numbering.xml><?xml version="1.0" encoding="utf-8"?>
-<w:numbering xmlns:wpc="http://schemas.microsoft.com/office/word/2010/wordprocessingCanvas" xmlns:cx="http://schemas.microsoft.com/office/drawing/2014/chartex" xmlns:cx1="http://schemas.microsoft.com/office/drawing/2015/9/8/chartex" xmlns:cx2="http://schemas.microsoft.com/office/drawing/2015/10/21/chartex" xmlns:cx3="http://schemas.microsoft.com/office/drawing/2016/5/9/chartex" xmlns:cx4="http://schemas.microsoft.com/office/drawing/2016/5/10/chartex" xmlns:cx5="http://schemas.microsoft.com/office/drawing/2016/5/11/chartex" xmlns:cx6="http://schemas.microsoft.com/office/drawing/2016/5/12/chartex" xmlns:cx7="http://schemas.microsoft.com/office/drawing/2016/5/13/chartex" xmlns:cx8="http://schemas.microsoft.com/office/drawing/2016/5/14/chartex" xmlns:mc="http://schemas.openxmlformats.org/markup-compatibility/2006" xmlns:aink="http://schemas.microsoft.com/office/drawing/2016/ink" xmlns:am3d="http://schemas.microsoft.com/office/drawing/2017/model3d" xmlns:o="urn:schemas-microsoft-com:office:office" xmlns:oel="http://schemas.microsoft.com/office/2019/extlst" xmlns:r="http://schemas.openxmlformats.org/officeDocument/2006/relationships" xmlns:m="http://schemas.openxmlformats.org/officeDocument/2006/math" xmlns:v="urn:schemas-microsoft-com:vml" xmlns:wp14="http://schemas.microsoft.com/office/word/2010/wordprocessingDrawing" xmlns:wp="http://schemas.openxmlformats.org/drawingml/2006/wordprocessingDrawing" xmlns:w10="urn:schemas-microsoft-com:office:word" xmlns:w="http://schemas.openxmlformats.org/wordprocessingml/2006/main" xmlns:w14="http://schemas.microsoft.com/office/word/2010/wordml" xmlns:w15="http://schemas.microsoft.com/office/word/2012/wordml" xmlns:w16cex="http://schemas.microsoft.com/office/word/2018/wordml/cex" xmlns:w16cid="http://schemas.microsoft.com/office/word/2016/wordml/cid" xmlns:w16="http://schemas.microsoft.com/office/word/2018/wordml" xmlns:w16du="http://schemas.microsoft.com/office/word/2023/wordml/word16du" xmlns:w16sdtdh="http://schemas.microsoft.com/office/word/2020/wordml/sdtdatahash" xmlns:w16sdtfl="http://schemas.microsoft.com/office/word/2024/wordml/sdtformatlock" xmlns:w16se="http://schemas.microsoft.com/office/word/2015/wordml/symex" xmlns:wpg="http://schemas.microsoft.com/office/word/2010/wordprocessingGroup" xmlns:wpi="http://schemas.microsoft.com/office/word/2010/wordprocessingInk" xmlns:wne="http://schemas.microsoft.com/office/word/2006/wordml" xmlns:wps="http://schemas.microsoft.com/office/word/2010/wordprocessingShape" mc:Ignorable="w14 w15 w16se w16cid w16 w16cex w16sdtdh w16sdtfl w16du wp14">
+<w:numbering xmlns:wpc="http://schemas.microsoft.com/office/word/2010/wordprocessingCanvas" xmlns:cx="http://schemas.microsoft.com/office/drawing/2014/chartex" xmlns:cx1="http://schemas.microsoft.com/office/drawing/2015/9/8/chartex" xmlns:cx2="http://schemas.microsoft.com/office/drawing/2015/10/21/chartex" xmlns:cx3="http://schemas.microsoft.com/office/drawing/2016/5/9/chartex" xmlns:cx4="http://schemas.microsoft.com/office/drawing/2016/5/10/chartex" xmlns:cx5="http://schemas.microsoft.com/office/drawing/2016/5/11/chartex" xmlns:cx6="http://schemas.microsoft.com/office/drawing/2016/5/12/chartex" xmlns:cx7="http://schemas.microsoft.com/office/drawing/2016/5/13/chartex" xmlns:cx8="http://schemas.microsoft.com/office/drawing/2016/5/14/chartex" xmlns:mc="http://schemas.openxmlformats.org/markup-compatibility/2006" xmlns:aink="http://schemas.microsoft.com/office/drawing/2016/ink" xmlns:am3d="http://schemas.microsoft.com/office/drawing/2017/model3d" xmlns:o="urn:schemas-microsoft-com:office:office" xmlns:oel="http://schemas.microsoft.com/office/2019/extlst" xmlns:r="http://schemas.openxmlformats.org/officeDocument/2006/relationships" xmlns:m="http://schemas.openxmlformats.org/officeDocument/2006/math" xmlns:v="urn:schemas-microsoft-com:vml" xmlns:wp14="http://schemas.microsoft.com/office/word/2010/wordprocessingDrawing" xmlns:wp="http://schemas.openxmlformats.org/drawingml/2006/wordprocessingDrawing" xmlns:w10="urn:schemas-microsoft-com:office:word" xmlns:w="http://schemas.openxmlformats.org/wordprocessingml/2006/main" xmlns:w14="http://schemas.microsoft.com/office/word/2010/wordml" xmlns:w15="http://schemas.microsoft.com/office/word/2012/wordml" xmlns:w16cei="http://schemas.microsoft.com/office/word/2026/wordml/cei" xmlns:w16cex="http://schemas.microsoft.com/office/word/2018/wordml/cex" xmlns:w16cid="http://schemas.microsoft.com/office/word/2016/wordml/cid" xmlns:w16="http://schemas.microsoft.com/office/word/2018/wordml" xmlns:w16du="http://schemas.microsoft.com/office/word/2023/wordml/word16du" xmlns:w16sdtdh="http://schemas.microsoft.com/office/word/2020/wordml/sdtdatahash" xmlns:w16sdtfl="http://schemas.microsoft.com/office/word/2024/wordml/sdtformatlock" xmlns:w16se="http://schemas.microsoft.com/office/word/2015/wordml/symex" xmlns:wpg="http://schemas.microsoft.com/office/word/2010/wordprocessingGroup" xmlns:wpi="http://schemas.microsoft.com/office/word/2010/wordprocessingInk" xmlns:wne="http://schemas.microsoft.com/office/word/2006/wordml" xmlns:wps="http://schemas.microsoft.com/office/word/2010/wordprocessingShape" mc:Ignorable="w14 w15 w16se w16cid w16 w16cex w16sdtdh w16sdtfl w16du wp14">
   <w:abstractNum w:abstractNumId="0" w15:restartNumberingAfterBreak="0">
     <w:nsid w:val="18386222"/>
     <w:multiLevelType w:val="hybridMultilevel"/>
